--- a/TRABAJO SISTEMA DE USUARIO Y ZOOLOGICO.docx
+++ b/TRABAJO SISTEMA DE USUARIO Y ZOOLOGICO.docx
@@ -285,7 +285,7 @@
           <w:b/>
           <w:bCs/>
         </w:rPr>
-        <w:t>INTRODUCCION AL AREA PROFESIONAL</w:t>
+        <w:t>PARADIGMAS ORIENTADOS A OBJETOS</w:t>
       </w:r>
     </w:p>
     <w:p>
@@ -2124,15 +2124,7 @@
           <w:rFonts w:cs="Times New Roman"/>
           <w:szCs w:val="24"/>
         </w:rPr>
-        <w:t>Ubicación</w:t>
-      </w:r>
-      <w:r>
-        <w:rPr>
-          <w:rStyle w:val="Textoennegrita"/>
-          <w:rFonts w:cs="Times New Roman"/>
-          <w:szCs w:val="24"/>
-        </w:rPr>
-        <w:t>:</w:t>
+        <w:t>Ubicación:</w:t>
       </w:r>
       <w:r>
         <w:rPr>
@@ -2265,6 +2257,7 @@
           <w:rStyle w:val="Ttulo2Car"/>
           <w:rFonts w:eastAsiaTheme="minorHAnsi" w:cstheme="minorBidi"/>
           <w:b/>
+          <w:noProof/>
           <w:szCs w:val="22"/>
         </w:rPr>
         <w:drawing>
@@ -2503,6 +2496,7 @@
           <w:rFonts w:eastAsiaTheme="minorHAnsi" w:cstheme="minorBidi"/>
           <w:b/>
           <w:bCs/>
+          <w:noProof/>
           <w:kern w:val="2"/>
           <w:szCs w:val="22"/>
           <w:lang w:eastAsia="en-US"/>
@@ -2613,6 +2607,7 @@
       </w:pPr>
       <w:r>
         <w:rPr>
+          <w:noProof/>
           <w:sz w:val="27"/>
         </w:rPr>
         <w:drawing>
@@ -2923,6 +2918,7 @@
       <w:r>
         <w:rPr>
           <w:rFonts w:cs="Times New Roman"/>
+          <w:noProof/>
           <w:szCs w:val="24"/>
         </w:rPr>
         <w:drawing>
@@ -3004,6 +3000,7 @@
         <w:rPr>
           <w:b/>
           <w:bCs/>
+          <w:noProof/>
         </w:rPr>
         <w:drawing>
           <wp:inline distT="0" distB="0" distL="0" distR="0" wp14:anchorId="4DA79015" wp14:editId="51F1F0B0">
@@ -3266,6 +3263,9 @@
         <w:ind w:firstLine="0"/>
       </w:pPr>
       <w:r>
+        <w:rPr>
+          <w:noProof/>
+        </w:rPr>
         <w:drawing>
           <wp:inline distT="0" distB="0" distL="0" distR="0" wp14:anchorId="310EF7ED" wp14:editId="26E6BFA5">
             <wp:extent cx="5400040" cy="1967230"/>
@@ -3349,6 +3349,7 @@
           <w:rFonts w:cs="Times New Roman"/>
           <w:b/>
           <w:bCs/>
+          <w:noProof/>
         </w:rPr>
         <w:drawing>
           <wp:inline distT="0" distB="0" distL="0" distR="0" wp14:anchorId="16C7BA2D" wp14:editId="505EF309">
@@ -3437,6 +3438,9 @@
         <w:pStyle w:val="NormalWeb"/>
       </w:pPr>
       <w:r>
+        <w:rPr>
+          <w:noProof/>
+        </w:rPr>
         <w:lastRenderedPageBreak/>
         <w:drawing>
           <wp:inline distT="0" distB="0" distL="0" distR="0" wp14:anchorId="73CFA534" wp14:editId="68590FCA">
@@ -3678,6 +3682,7 @@
       <w:r>
         <w:rPr>
           <w:rStyle w:val="Textoennegrita"/>
+          <w:noProof/>
         </w:rPr>
         <w:drawing>
           <wp:inline distT="0" distB="0" distL="0" distR="0" wp14:anchorId="49E69CB0" wp14:editId="09CCB7A6">
@@ -3751,6 +3756,7 @@
         <w:rPr>
           <w:b/>
           <w:bCs/>
+          <w:noProof/>
         </w:rPr>
         <w:drawing>
           <wp:inline distT="0" distB="0" distL="0" distR="0" wp14:anchorId="2F8AC478" wp14:editId="3A37E307">
@@ -3836,6 +3842,9 @@
         <w:ind w:firstLine="0"/>
       </w:pPr>
       <w:r>
+        <w:rPr>
+          <w:noProof/>
+        </w:rPr>
         <w:drawing>
           <wp:inline distT="0" distB="0" distL="0" distR="0" wp14:anchorId="00228A8C" wp14:editId="6F428822">
             <wp:extent cx="5400040" cy="1289685"/>
@@ -4253,6 +4262,7 @@
       <w:r>
         <w:rPr>
           <w:rStyle w:val="Textoennegrita"/>
+          <w:noProof/>
         </w:rPr>
         <w:drawing>
           <wp:inline distT="0" distB="0" distL="0" distR="0" wp14:anchorId="6D187AD0" wp14:editId="7FC196AA">
@@ -4513,6 +4523,9 @@
       </w:pPr>
       <w:bookmarkStart w:id="7" w:name="_Toc213612922"/>
       <w:r>
+        <w:rPr>
+          <w:noProof/>
+        </w:rPr>
         <w:lastRenderedPageBreak/>
         <w:drawing>
           <wp:anchor distT="0" distB="0" distL="114300" distR="114300" simplePos="0" relativeHeight="251660288" behindDoc="1" locked="0" layoutInCell="1" allowOverlap="1" wp14:anchorId="29E22E31" wp14:editId="46F410AC">
@@ -4951,6 +4964,7 @@
       <w:r>
         <w:rPr>
           <w:rStyle w:val="Textoennegrita"/>
+          <w:noProof/>
         </w:rPr>
         <w:drawing>
           <wp:inline distT="0" distB="0" distL="0" distR="0" wp14:anchorId="2044CEA2" wp14:editId="7601C7F7">
@@ -5187,6 +5201,7 @@
       <w:r>
         <w:rPr>
           <w:rStyle w:val="Textoennegrita"/>
+          <w:noProof/>
         </w:rPr>
         <w:lastRenderedPageBreak/>
         <w:drawing>
@@ -5231,6 +5246,9 @@
         <w:pStyle w:val="NormalWeb"/>
       </w:pPr>
       <w:r>
+        <w:rPr>
+          <w:noProof/>
+        </w:rPr>
         <w:drawing>
           <wp:inline distT="0" distB="0" distL="0" distR="0" wp14:anchorId="2F8E3E7A" wp14:editId="565B90B6">
             <wp:extent cx="5400040" cy="2409825"/>
@@ -5437,6 +5455,7 @@
       <w:r>
         <w:rPr>
           <w:rStyle w:val="Textoennegrita"/>
+          <w:noProof/>
         </w:rPr>
         <w:lastRenderedPageBreak/>
         <w:drawing>
@@ -5481,6 +5500,9 @@
         <w:pStyle w:val="NormalWeb"/>
       </w:pPr>
       <w:r>
+        <w:rPr>
+          <w:noProof/>
+        </w:rPr>
         <w:drawing>
           <wp:inline distT="0" distB="0" distL="0" distR="0" wp14:anchorId="45E8122E" wp14:editId="71FEEB77">
             <wp:extent cx="5400040" cy="2446655"/>
@@ -5766,6 +5788,7 @@
       <w:r>
         <w:rPr>
           <w:rStyle w:val="Textoennegrita"/>
+          <w:noProof/>
         </w:rPr>
         <w:lastRenderedPageBreak/>
         <w:drawing>
@@ -5884,6 +5907,7 @@
       <w:r>
         <w:rPr>
           <w:rStyle w:val="Textoennegrita"/>
+          <w:noProof/>
         </w:rPr>
         <w:drawing>
           <wp:inline distT="0" distB="0" distL="0" distR="0" wp14:anchorId="74B9F84F" wp14:editId="4F53B00D">
@@ -5927,6 +5951,9 @@
         <w:pStyle w:val="NormalWeb"/>
       </w:pPr>
       <w:r>
+        <w:rPr>
+          <w:noProof/>
+        </w:rPr>
         <w:lastRenderedPageBreak/>
         <w:drawing>
           <wp:inline distT="0" distB="0" distL="0" distR="0" wp14:anchorId="11D33D19" wp14:editId="597FAA42">
@@ -6109,6 +6136,7 @@
         <w:rPr>
           <w:rStyle w:val="Textoennegrita"/>
           <w:rFonts w:eastAsiaTheme="majorEastAsia"/>
+          <w:noProof/>
         </w:rPr>
         <w:lastRenderedPageBreak/>
         <w:drawing>
@@ -6424,6 +6452,7 @@
         <w:rPr>
           <w:b/>
           <w:bCs/>
+          <w:noProof/>
           <w:lang w:val="es-MX"/>
         </w:rPr>
         <w:drawing>
@@ -6593,6 +6622,7 @@
         <w:rPr>
           <w:b/>
           <w:bCs/>
+          <w:noProof/>
           <w:lang w:val="es-MX"/>
         </w:rPr>
         <w:drawing>
